--- a/Fase 2/Evidencias Proyecto/Evidencias de documentación/Guia_Estado_Aplicacion_seb.acevedoa_mart.espinozam_je.fernandezm_Aprueba_ModuloPreguntas.docx
+++ b/Fase 2/Evidencias Proyecto/Evidencias de documentación/Guia_Estado_Aplicacion_seb.acevedoa_mart.espinozam_je.fernandezm_Aprueba_ModuloPreguntas.docx
@@ -13,12 +13,12 @@
           <wp:inline distB="0" distT="0" distL="0" distR="0">
             <wp:extent cx="1619250" cy="400050"/>
             <wp:effectExtent b="0" l="0" r="0" t="0"/>
-            <wp:docPr id="109" name="image5.jpg"/>
+            <wp:docPr id="118" name="image8.jpg"/>
             <a:graphic>
               <a:graphicData uri="http://schemas.openxmlformats.org/drawingml/2006/picture">
                 <pic:pic>
                   <pic:nvPicPr>
-                    <pic:cNvPr id="0" name="image5.jpg"/>
+                    <pic:cNvPr id="0" name="image8.jpg"/>
                     <pic:cNvPicPr preferRelativeResize="0"/>
                   </pic:nvPicPr>
                   <pic:blipFill>
@@ -383,7 +383,7 @@
                 <w:szCs w:val="19"/>
                 <w:rtl w:val="0"/>
               </w:rPr>
-              <w:t xml:space="preserve">Vigente durante la iteración 6, en curso</w:t>
+              <w:t xml:space="preserve">Vigente durante la iteración 7</w:t>
             </w:r>
             <w:r>
               <w:rPr>
@@ -466,7 +466,7 @@
                 <w:szCs w:val="19"/>
                 <w:rtl w:val="0"/>
               </w:rPr>
-              <w:t xml:space="preserve">Prueba de aceptación T-39 del 10/10/2026, Product Backlog 2.7 y Plan de entregas 1.7</w:t>
+              <w:t xml:space="preserve">Pruebas de aceptación T-39 del 10/10/2026 y T-48 del 18/10/2026, Product Backlog 2.8 y Plan de entregas 1.8</w:t>
             </w:r>
             <w:r>
               <w:rPr>
@@ -632,7 +632,7 @@
                 <w:szCs w:val="19"/>
                 <w:rtl w:val="0"/>
               </w:rPr>
-              <w:t xml:space="preserve">15 de octubre de 2026</w:t>
+              <w:t xml:space="preserve">18 de octubre de 2026</w:t>
             </w:r>
             <w:r>
               <w:rPr>
@@ -680,7 +680,7 @@
           <w:szCs w:val="22"/>
           <w:rtl w:val="0"/>
         </w:rPr>
-        <w:t xml:space="preserve">Este documento describe el estado de la aplicación al 15 de octubre de 2026: cómo acceder a ella, qué permite hacer al estudiante y qué pantallas y servicios se encuentran disponibles o en desarrollo. Las capturas provienen del registro de la prueba de aceptación T-39, ejecutada en el entorno de producción el 10 de octubre de 2026.</w:t>
+        <w:t xml:space="preserve">Este documento describe el estado de la aplicación al 18 de octubre de 2026: cómo acceder a ella, qué permite hacer al estudiante y qué pantallas y servicios se encuentran disponibles o en desarrollo. Las capturas provienen de los registros de las pruebas de aceptación T-39 y T-48, ejecutadas en el entorno de producción el 10 y el 18 de octubre de 2026.</w:t>
       </w:r>
       <w:r>
         <w:rPr>
@@ -795,7 +795,7 @@
           <w:szCs w:val="22"/>
           <w:rtl w:val="0"/>
         </w:rPr>
-        <w:t xml:space="preserve">El estudiante inicia sesión con su cuenta de Firebase Authentication y recibe una pregunta de las pruebas que seleccionó, con su dificultad y su formato de práctica. Responde mientras el cronómetro registra su tiempo y, al confirmar, la pantalla Resultado le indica si acertó, la alternativa correcta, la explicación breve y la medalla obtenida. Desde ahí puede abrir la explicación detallada, con los pasos de resolución, la verificación y el concepto clave, o continuar con la siguiente pregunta hasta completar su cuota diaria. La alternativa correcta y la explicación nunca se envían a la aplicación antes de que el estudiante responda.</w:t>
+        <w:t xml:space="preserve">El estudiante inicia sesión con su cuenta de Firebase Authentication y elige la prueba de cada pregunta nueva entre las que seleccionó; si tiene una pregunta pendiente, la aplicación se la entrega primero, con su dificultad y su formato de práctica. Responde mientras el cronómetro registra su tiempo y, al confirmar, la pantalla Resultado le indica si acertó, la alternativa correcta, la explicación breve y la medalla obtenida. Desde ahí puede abrir la explicación detallada, con los pasos de resolución, la verificación y el concepto clave, y desde ella la habilidad evaluada, con su nivel y porcentaje de dominio, la ruta de aprendizaje y los recursos de estudio, o continuar con la siguiente pregunta hasta completar su cuota diaria. La alternativa correcta y la explicación nunca se envían a la aplicación antes de que el estudiante responda.</w:t>
       </w:r>
     </w:p>
     <w:p>
@@ -1044,7 +1044,7 @@
                 <w:szCs w:val="19"/>
                 <w:rtl w:val="0"/>
               </w:rPr>
-              <w:t xml:space="preserve">Estado al 15/10/2026</w:t>
+              <w:t xml:space="preserve">Estado al 18/10/2026</w:t>
             </w:r>
             <w:r>
               <w:rPr>
@@ -1360,7 +1360,7 @@
                 <w:szCs w:val="19"/>
                 <w:rtl w:val="0"/>
               </w:rPr>
-              <w:t xml:space="preserve">Aceptada (T-35)</w:t>
+              <w:t xml:space="preserve">Aceptada (T-35 y T-48); la recuperación al recargar el navegador se corrige en la iteración 7 (H-25)</w:t>
             </w:r>
             <w:r>
               <w:rPr>
@@ -1676,7 +1676,7 @@
                 <w:szCs w:val="19"/>
                 <w:rtl w:val="0"/>
               </w:rPr>
-              <w:t xml:space="preserve">En desarrollo en la iteración 6</w:t>
+              <w:t xml:space="preserve">Aceptada (T-48)</w:t>
             </w:r>
             <w:r>
               <w:rPr>
@@ -1834,7 +1834,7 @@
                 <w:szCs w:val="19"/>
                 <w:rtl w:val="0"/>
               </w:rPr>
-              <w:t xml:space="preserve">Se muestra al alcanzar la cuota base; el desbloqueo se implementa en la iteración 7</w:t>
+              <w:t xml:space="preserve">Se muestra al alcanzar la cuota base y solicita el colegio y la región; el desbloqueo se implementa en la iteración 7</w:t>
             </w:r>
             <w:r>
               <w:rPr>
@@ -1992,7 +1992,7 @@
                 <w:szCs w:val="19"/>
                 <w:rtl w:val="0"/>
               </w:rPr>
-              <w:t xml:space="preserve">El formulario se muestra; el envío se implementa en la iteración 8</w:t>
+              <w:t xml:space="preserve">Indica "Disponible próximamente"; el envío se implementa en la iteración 8</w:t>
             </w:r>
             <w:r>
               <w:rPr>
@@ -2061,7 +2061,7 @@
           <w:szCs w:val="22"/>
           <w:rtl w:val="0"/>
         </w:rPr>
-        <w:t xml:space="preserve">Las figuras muestran las pantallas en la vista de dispositivo móvil del navegador, tal como se observaron en la prueba de aceptación T-39. Fuente: registro de la prueba de aceptación T-39, figuras A26, A11, A4, A5, A8 y A18.</w:t>
+        <w:t xml:space="preserve">Las figuras muestran las pantallas en la vista de dispositivo móvil del navegador, tal como se observaron en las pruebas de aceptación T-39 y T-48. Fuente: registro de la prueba T-39, figuras A26, A4 y A8 (figuras 1, 3 y 5), y registro de la prueba T-48, figuras A14, A7, A15, A9 y A17 (figuras 2, 4, 6, 7 y 8).</w:t>
       </w:r>
       <w:r>
         <w:rPr>
@@ -2120,12 +2120,12 @@
                 <wp:inline distB="0" distT="0" distL="0" distR="0">
                   <wp:extent cx="2015999" cy="4355173"/>
                   <wp:effectExtent b="6350" l="6350" r="6350" t="6350"/>
-                  <wp:docPr id="111" name="image6.png"/>
+                  <wp:docPr id="120" name="image5.png"/>
                   <a:graphic>
                     <a:graphicData uri="http://schemas.openxmlformats.org/drawingml/2006/picture">
                       <pic:pic>
                         <pic:nvPicPr>
-                          <pic:cNvPr id="0" name="image6.png"/>
+                          <pic:cNvPr id="0" name="image5.png"/>
                           <pic:cNvPicPr preferRelativeResize="0"/>
                         </pic:nvPicPr>
                         <pic:blipFill>
@@ -2206,14 +2206,14 @@
               </w:rPr>
               <w:drawing>
                 <wp:inline distB="0" distT="0" distL="0" distR="0">
-                  <wp:extent cx="2015999" cy="4411600"/>
+                  <wp:extent cx="2015999" cy="4372502"/>
                   <wp:effectExtent b="6350" l="6350" r="6350" t="6350"/>
-                  <wp:docPr id="110" name="image2.png"/>
+                  <wp:docPr id="119" name="image7.png"/>
                   <a:graphic>
                     <a:graphicData uri="http://schemas.openxmlformats.org/drawingml/2006/picture">
                       <pic:pic>
                         <pic:nvPicPr>
-                          <pic:cNvPr id="0" name="image2.png"/>
+                          <pic:cNvPr id="0" name="image7.png"/>
                           <pic:cNvPicPr preferRelativeResize="0"/>
                         </pic:nvPicPr>
                         <pic:blipFill>
@@ -2226,7 +2226,7 @@
                         <pic:spPr>
                           <a:xfrm>
                             <a:off x="0" y="0"/>
-                            <a:ext cx="2015999" cy="4411600"/>
+                            <a:ext cx="2015999" cy="4372502"/>
                           </a:xfrm>
                           <a:prstGeom prst="rect"/>
                           <a:ln w="6350">
@@ -2267,7 +2267,7 @@
                 <w:szCs w:val="18"/>
                 <w:rtl w:val="0"/>
               </w:rPr>
-              <w:t xml:space="preserve">Figura 2. Configuración de la práctica: el plan gratuito no habilita el formato facsímil.</w:t>
+              <w:t xml:space="preserve">Figura 2. Configuración de la práctica: el plan gratuito no habilita el formato facsímil y se mantiene Modo libre.</w:t>
             </w:r>
             <w:r>
               <w:rPr>
@@ -2302,12 +2302,12 @@
                 <wp:inline distB="0" distT="0" distL="0" distR="0">
                   <wp:extent cx="2015999" cy="4423854"/>
                   <wp:effectExtent b="6350" l="6350" r="6350" t="6350"/>
-                  <wp:docPr id="113" name="image1.png"/>
+                  <wp:docPr id="122" name="image3.png"/>
                   <a:graphic>
                     <a:graphicData uri="http://schemas.openxmlformats.org/drawingml/2006/picture">
                       <pic:pic>
                         <pic:nvPicPr>
-                          <pic:cNvPr id="0" name="image1.png"/>
+                          <pic:cNvPr id="0" name="image3.png"/>
                           <pic:cNvPicPr preferRelativeResize="0"/>
                         </pic:nvPicPr>
                         <pic:blipFill>
@@ -2388,14 +2388,14 @@
               </w:rPr>
               <w:drawing>
                 <wp:inline distB="0" distT="0" distL="0" distR="0">
-                  <wp:extent cx="2015999" cy="4473158"/>
+                  <wp:extent cx="2015999" cy="4372502"/>
                   <wp:effectExtent b="6350" l="6350" r="6350" t="6350"/>
-                  <wp:docPr id="112" name="image7.png"/>
+                  <wp:docPr id="121" name="image4.png"/>
                   <a:graphic>
                     <a:graphicData uri="http://schemas.openxmlformats.org/drawingml/2006/picture">
                       <pic:pic>
                         <pic:nvPicPr>
-                          <pic:cNvPr id="0" name="image7.png"/>
+                          <pic:cNvPr id="0" name="image4.png"/>
                           <pic:cNvPicPr preferRelativeResize="0"/>
                         </pic:nvPicPr>
                         <pic:blipFill>
@@ -2408,7 +2408,7 @@
                         <pic:spPr>
                           <a:xfrm>
                             <a:off x="0" y="0"/>
-                            <a:ext cx="2015999" cy="4473158"/>
+                            <a:ext cx="2015999" cy="4372502"/>
                           </a:xfrm>
                           <a:prstGeom prst="rect"/>
                           <a:ln w="6350">
@@ -2449,7 +2449,7 @@
                 <w:szCs w:val="18"/>
                 <w:rtl w:val="0"/>
               </w:rPr>
-              <w:t xml:space="preserve">Figura 4. Explicación detallada, con los pasos, la verificación y el concepto clave.</w:t>
+              <w:t xml:space="preserve">Figura 4. Explicación detallada, con los pasos, la verificación, el concepto clave y el acceso a la habilidad evaluada.</w:t>
             </w:r>
             <w:r>
               <w:rPr>
@@ -2484,12 +2484,12 @@
                 <wp:inline distB="0" distT="0" distL="0" distR="0">
                   <wp:extent cx="2015999" cy="4462898"/>
                   <wp:effectExtent b="6350" l="6350" r="6350" t="6350"/>
-                  <wp:docPr id="108" name="image4.png"/>
+                  <wp:docPr id="115" name="image1.png"/>
                   <a:graphic>
                     <a:graphicData uri="http://schemas.openxmlformats.org/drawingml/2006/picture">
                       <pic:pic>
                         <pic:nvPicPr>
-                          <pic:cNvPr id="0" name="image4.png"/>
+                          <pic:cNvPr id="0" name="image1.png"/>
                           <pic:cNvPicPr preferRelativeResize="0"/>
                         </pic:nvPicPr>
                         <pic:blipFill>
@@ -2570,14 +2570,14 @@
               </w:rPr>
               <w:drawing>
                 <wp:inline distB="0" distT="0" distL="0" distR="0">
-                  <wp:extent cx="2015999" cy="4426990"/>
+                  <wp:extent cx="2015999" cy="4372502"/>
                   <wp:effectExtent b="6350" l="6350" r="6350" t="6350"/>
-                  <wp:docPr id="107" name="image3.png"/>
+                  <wp:docPr id="114" name="image2.png"/>
                   <a:graphic>
                     <a:graphicData uri="http://schemas.openxmlformats.org/drawingml/2006/picture">
                       <pic:pic>
                         <pic:nvPicPr>
-                          <pic:cNvPr id="0" name="image3.png"/>
+                          <pic:cNvPr id="0" name="image2.png"/>
                           <pic:cNvPicPr preferRelativeResize="0"/>
                         </pic:nvPicPr>
                         <pic:blipFill>
@@ -2590,7 +2590,7 @@
                         <pic:spPr>
                           <a:xfrm>
                             <a:off x="0" y="0"/>
-                            <a:ext cx="2015999" cy="4426990"/>
+                            <a:ext cx="2015999" cy="4372502"/>
                           </a:xfrm>
                           <a:prstGeom prst="rect"/>
                           <a:ln w="6350">
@@ -2631,7 +2631,189 @@
                 <w:szCs w:val="18"/>
                 <w:rtl w:val="0"/>
               </w:rPr>
-              <w:t xml:space="preserve">Figura 6. Cuota base alcanzada: la aplicación ofrece desbloquear preguntas adicionales.</w:t>
+              <w:t xml:space="preserve">Figura 6. Cuota base alcanzada: el desbloqueo solicita el colegio y la región.</w:t>
+            </w:r>
+            <w:r>
+              <w:rPr>
+                <w:rtl w:val="0"/>
+              </w:rPr>
+            </w:r>
+          </w:p>
+        </w:tc>
+      </w:tr>
+      <w:tr>
+        <w:trPr>
+          <w:cantSplit w:val="1"/>
+          <w:tblHeader w:val="0"/>
+        </w:trPr>
+        <w:tc>
+          <w:tcPr/>
+          <w:p>
+            <w:pPr>
+              <w:spacing w:after="60" w:lineRule="auto"/>
+              <w:jc w:val="center"/>
+              <w:rPr>
+                <w:b w:val="1"/>
+                <w:bCs w:val="1"/>
+              </w:rPr>
+            </w:pPr>
+            <w:r>
+              <w:rPr>
+                <w:b w:val="1"/>
+                <w:bCs w:val="1"/>
+              </w:rPr>
+              <w:drawing>
+                <wp:inline distB="0" distT="0" distL="0" distR="0">
+                  <wp:extent cx="2015999" cy="4372502"/>
+                  <wp:effectExtent b="6350" l="6350" r="6350" t="6350"/>
+                  <wp:docPr id="117" name="image9.png"/>
+                  <a:graphic>
+                    <a:graphicData uri="http://schemas.openxmlformats.org/drawingml/2006/picture">
+                      <pic:pic>
+                        <pic:nvPicPr>
+                          <pic:cNvPr id="0" name="image9.png"/>
+                          <pic:cNvPicPr preferRelativeResize="0"/>
+                        </pic:nvPicPr>
+                        <pic:blipFill>
+                          <a:blip r:embed="rId14"/>
+                          <a:srcRect b="0" l="0" r="0" t="0"/>
+                          <a:stretch>
+                            <a:fillRect/>
+                          </a:stretch>
+                        </pic:blipFill>
+                        <pic:spPr>
+                          <a:xfrm>
+                            <a:off x="0" y="0"/>
+                            <a:ext cx="2015999" cy="4372502"/>
+                          </a:xfrm>
+                          <a:prstGeom prst="rect"/>
+                          <a:ln w="6350">
+                            <a:solidFill>
+                              <a:srgbClr val="808080"/>
+                            </a:solidFill>
+                            <a:prstDash val="solid"/>
+                          </a:ln>
+                        </pic:spPr>
+                      </pic:pic>
+                    </a:graphicData>
+                  </a:graphic>
+                </wp:inline>
+              </w:drawing>
+            </w:r>
+            <w:r>
+              <w:rPr>
+                <w:rtl w:val="0"/>
+              </w:rPr>
+            </w:r>
+          </w:p>
+          <w:p>
+            <w:pPr>
+              <w:spacing w:after="160" w:lineRule="auto"/>
+              <w:jc w:val="center"/>
+              <w:rPr>
+                <w:b w:val="1"/>
+                <w:bCs w:val="1"/>
+              </w:rPr>
+            </w:pPr>
+            <w:r>
+              <w:rPr>
+                <w:b w:val="1"/>
+                <w:bCs w:val="1"/>
+                <w:i w:val="1"/>
+                <w:iCs w:val="1"/>
+                <w:sz w:val="18"/>
+                <w:szCs w:val="18"/>
+                <w:rtl w:val="0"/>
+              </w:rPr>
+              <w:t xml:space="preserve">Figura 7. Habilidad evaluada, con el nivel y el porcentaje de dominio, la ruta de aprendizaje y los recursos.</w:t>
+            </w:r>
+            <w:r>
+              <w:rPr>
+                <w:rtl w:val="0"/>
+              </w:rPr>
+            </w:r>
+          </w:p>
+        </w:tc>
+        <w:tc>
+          <w:tcPr/>
+          <w:p>
+            <w:pPr>
+              <w:spacing w:after="60" w:lineRule="auto"/>
+              <w:jc w:val="center"/>
+              <w:rPr>
+                <w:b w:val="1"/>
+                <w:bCs w:val="1"/>
+              </w:rPr>
+            </w:pPr>
+            <w:r>
+              <w:rPr>
+                <w:b w:val="1"/>
+                <w:bCs w:val="1"/>
+              </w:rPr>
+              <w:drawing>
+                <wp:inline distB="0" distT="0" distL="0" distR="0">
+                  <wp:extent cx="2015999" cy="4372502"/>
+                  <wp:effectExtent b="6350" l="6350" r="6350" t="6350"/>
+                  <wp:docPr id="116" name="image6.png"/>
+                  <a:graphic>
+                    <a:graphicData uri="http://schemas.openxmlformats.org/drawingml/2006/picture">
+                      <pic:pic>
+                        <pic:nvPicPr>
+                          <pic:cNvPr id="0" name="image6.png"/>
+                          <pic:cNvPicPr preferRelativeResize="0"/>
+                        </pic:nvPicPr>
+                        <pic:blipFill>
+                          <a:blip r:embed="rId15"/>
+                          <a:srcRect b="0" l="0" r="0" t="0"/>
+                          <a:stretch>
+                            <a:fillRect/>
+                          </a:stretch>
+                        </pic:blipFill>
+                        <pic:spPr>
+                          <a:xfrm>
+                            <a:off x="0" y="0"/>
+                            <a:ext cx="2015999" cy="4372502"/>
+                          </a:xfrm>
+                          <a:prstGeom prst="rect"/>
+                          <a:ln w="6350">
+                            <a:solidFill>
+                              <a:srgbClr val="808080"/>
+                            </a:solidFill>
+                            <a:prstDash val="solid"/>
+                          </a:ln>
+                        </pic:spPr>
+                      </pic:pic>
+                    </a:graphicData>
+                  </a:graphic>
+                </wp:inline>
+              </w:drawing>
+            </w:r>
+            <w:r>
+              <w:rPr>
+                <w:rtl w:val="0"/>
+              </w:rPr>
+            </w:r>
+          </w:p>
+          <w:p>
+            <w:pPr>
+              <w:spacing w:after="160" w:lineRule="auto"/>
+              <w:jc w:val="center"/>
+              <w:rPr>
+                <w:b w:val="1"/>
+                <w:bCs w:val="1"/>
+              </w:rPr>
+            </w:pPr>
+            <w:r>
+              <w:rPr>
+                <w:b w:val="1"/>
+                <w:bCs w:val="1"/>
+                <w:i w:val="1"/>
+                <w:iCs w:val="1"/>
+                <w:sz w:val="18"/>
+                <w:szCs w:val="18"/>
+                <w:rtl w:val="0"/>
+              </w:rPr>
+              <w:t xml:space="preserve">Figura 8. Elección de la prueba para una pregunta nueva.</w:t>
             </w:r>
             <w:r>
               <w:rPr>
@@ -2700,7 +2882,7 @@
           <w:szCs w:val="22"/>
           <w:rtl w:val="0"/>
         </w:rPr>
-        <w:t xml:space="preserve">El backend, desarrollado en FastAPI y desplegado en Vercel, expone catorce servicios: los trece del contrato de la empresa y GET /me, incorporado como ajuste de alcance. Ocho se encuentran en producción.</w:t>
+        <w:t xml:space="preserve">El backend, desarrollado en FastAPI y desplegado en Vercel, expone catorce servicios: los trece del contrato de la empresa y GET /me, incorporado como ajuste de alcance. Nueve se encuentran en producción.</w:t>
       </w:r>
       <w:r>
         <w:rPr>
@@ -2852,7 +3034,7 @@
                 <w:szCs w:val="19"/>
                 <w:rtl w:val="0"/>
               </w:rPr>
-              <w:t xml:space="preserve">Estado al 15/10/2026</w:t>
+              <w:t xml:space="preserve">Estado al 18/10/2026</w:t>
             </w:r>
             <w:r>
               <w:rPr>
@@ -3932,7 +4114,7 @@
                 <w:szCs w:val="19"/>
                 <w:rtl w:val="0"/>
               </w:rPr>
-              <w:t xml:space="preserve">En desarrollo en la iteración 6</w:t>
+              <w:t xml:space="preserve">En producción</w:t>
             </w:r>
             <w:r>
               <w:rPr>
@@ -4601,7 +4783,28 @@
           <w:szCs w:val="22"/>
           <w:rtl w:val="0"/>
         </w:rPr>
-        <w:t xml:space="preserve">Al recargar el navegador en la pantalla Resultado, la aplicación queda en blanco, y el botón Volver de la explicación detallada lleva al inicio en lugar de volver al resultado. Ambos hallazgos (H-15 y H-16) se corrigen en la iteración 6 mediante la tarea T-43.</w:t>
+        <w:t xml:space="preserve">Al recargar el navegador en la pantalla Resultado, la aplicación indica que el resultado no está disponible en el dispositivo en lugar de recuperarlo (H-25); se corrige en la iteración 7 con la tarea T-43. El botón Volver de la explicación detallada ya regresa al resultado.</w:t>
+      </w:r>
+      <w:r>
+        <w:rPr>
+          <w:rtl w:val="0"/>
+        </w:rPr>
+      </w:r>
+    </w:p>
+    <w:p>
+      <w:pPr>
+        <w:spacing w:after="120" w:line="276" w:lineRule="auto"/>
+        <w:jc w:val="both"/>
+        <w:rPr/>
+      </w:pPr>
+      <w:r>
+        <w:rPr>
+          <w:rFonts w:ascii="Calibri" w:cs="Calibri" w:eastAsia="Calibri" w:hAnsi="Calibri"/>
+          <w:sz w:val="22"/>
+          <w:szCs w:val="22"/>
+          <w:rtl w:val="0"/>
+        </w:rPr>
+        <w:t xml:space="preserve">Con el banco de demostración, cada prueba se agota tras pocas preguntas en la dificultad Básico; en ese caso la aplicación vuelve a la elección de la prueba para continuar con otra.</w:t>
       </w:r>
       <w:r>
         <w:rPr>
@@ -4755,6 +4958,24 @@
       <w:pPr>
         <w:pStyle w:val="Heading1"/>
         <w:spacing w:after="120" w:before="260" w:lineRule="auto"/>
+        <w:rPr>
+          <w:b w:val="1"/>
+          <w:bCs w:val="1"/>
+          <w:color w:val="000000"/>
+          <w:sz w:val="28"/>
+          <w:szCs w:val="28"/>
+        </w:rPr>
+      </w:pPr>
+      <w:r>
+        <w:rPr>
+          <w:rtl w:val="0"/>
+        </w:rPr>
+      </w:r>
+    </w:p>
+    <w:p>
+      <w:pPr>
+        <w:pStyle w:val="Heading1"/>
+        <w:spacing w:after="120" w:before="260" w:lineRule="auto"/>
         <w:rPr/>
       </w:pPr>
       <w:r>
@@ -5049,6 +5270,126 @@
           </w:p>
         </w:tc>
       </w:tr>
+      <w:tr>
+        <w:trPr>
+          <w:cantSplit w:val="0"/>
+          <w:tblHeader w:val="0"/>
+        </w:trPr>
+        <w:tc>
+          <w:tcPr>
+            <w:tcBorders>
+              <w:top w:color="808080" w:space="0" w:sz="4" w:val="single"/>
+              <w:left w:color="808080" w:space="0" w:sz="4" w:val="single"/>
+              <w:bottom w:color="808080" w:space="0" w:sz="4" w:val="single"/>
+              <w:right w:color="808080" w:space="0" w:sz="4" w:val="single"/>
+            </w:tcBorders>
+            <w:tcMar>
+              <w:top w:w="60.0" w:type="dxa"/>
+              <w:left w:w="90.0" w:type="dxa"/>
+              <w:bottom w:w="60.0" w:type="dxa"/>
+              <w:right w:w="90.0" w:type="dxa"/>
+            </w:tcMar>
+          </w:tcPr>
+          <w:p>
+            <w:pPr>
+              <w:jc w:val="center"/>
+              <w:rPr/>
+            </w:pPr>
+            <w:r>
+              <w:rPr>
+                <w:rFonts w:ascii="Calibri" w:cs="Calibri" w:eastAsia="Calibri" w:hAnsi="Calibri"/>
+                <w:b w:val="0"/>
+                <w:bCs w:val="0"/>
+                <w:sz w:val="19"/>
+                <w:szCs w:val="19"/>
+                <w:rtl w:val="0"/>
+              </w:rPr>
+              <w:t xml:space="preserve">1.1</w:t>
+            </w:r>
+            <w:r>
+              <w:rPr>
+                <w:rtl w:val="0"/>
+              </w:rPr>
+            </w:r>
+          </w:p>
+        </w:tc>
+        <w:tc>
+          <w:tcPr>
+            <w:tcBorders>
+              <w:top w:color="808080" w:space="0" w:sz="4" w:val="single"/>
+              <w:left w:color="808080" w:space="0" w:sz="4" w:val="single"/>
+              <w:bottom w:color="808080" w:space="0" w:sz="4" w:val="single"/>
+              <w:right w:color="808080" w:space="0" w:sz="4" w:val="single"/>
+            </w:tcBorders>
+            <w:tcMar>
+              <w:top w:w="60.0" w:type="dxa"/>
+              <w:left w:w="90.0" w:type="dxa"/>
+              <w:bottom w:w="60.0" w:type="dxa"/>
+              <w:right w:w="90.0" w:type="dxa"/>
+            </w:tcMar>
+          </w:tcPr>
+          <w:p>
+            <w:pPr>
+              <w:jc w:val="center"/>
+              <w:rPr/>
+            </w:pPr>
+            <w:r>
+              <w:rPr>
+                <w:rFonts w:ascii="Calibri" w:cs="Calibri" w:eastAsia="Calibri" w:hAnsi="Calibri"/>
+                <w:b w:val="0"/>
+                <w:bCs w:val="0"/>
+                <w:sz w:val="19"/>
+                <w:szCs w:val="19"/>
+                <w:rtl w:val="0"/>
+              </w:rPr>
+              <w:t xml:space="preserve">18/10/2026</w:t>
+            </w:r>
+            <w:r>
+              <w:rPr>
+                <w:rtl w:val="0"/>
+              </w:rPr>
+            </w:r>
+          </w:p>
+        </w:tc>
+        <w:tc>
+          <w:tcPr>
+            <w:tcBorders>
+              <w:top w:color="808080" w:space="0" w:sz="4" w:val="single"/>
+              <w:left w:color="808080" w:space="0" w:sz="4" w:val="single"/>
+              <w:bottom w:color="808080" w:space="0" w:sz="4" w:val="single"/>
+              <w:right w:color="808080" w:space="0" w:sz="4" w:val="single"/>
+            </w:tcBorders>
+            <w:tcMar>
+              <w:top w:w="60.0" w:type="dxa"/>
+              <w:left w:w="90.0" w:type="dxa"/>
+              <w:bottom w:w="60.0" w:type="dxa"/>
+              <w:right w:w="90.0" w:type="dxa"/>
+            </w:tcMar>
+          </w:tcPr>
+          <w:p>
+            <w:pPr>
+              <w:jc w:val="left"/>
+              <w:rPr/>
+            </w:pPr>
+            <w:r>
+              <w:rPr>
+                <w:rFonts w:ascii="Calibri" w:cs="Calibri" w:eastAsia="Calibri" w:hAnsi="Calibri"/>
+                <w:b w:val="0"/>
+                <w:bCs w:val="0"/>
+                <w:sz w:val="19"/>
+                <w:szCs w:val="19"/>
+                <w:rtl w:val="0"/>
+              </w:rPr>
+              <w:t xml:space="preserve">Estado al cierre de la iteración 6: pantalla Habilidad evaluada y su servicio aceptados (T-48), elección de la prueba, desbloqueo sin el campo Edad y capturas actualizadas.</w:t>
+            </w:r>
+            <w:r>
+              <w:rPr>
+                <w:rtl w:val="0"/>
+              </w:rPr>
+            </w:r>
+          </w:p>
+        </w:tc>
+      </w:tr>
     </w:tbl>
     <w:p>
       <w:pPr>
@@ -5076,8 +5417,8 @@
       </w:r>
     </w:p>
     <w:sectPr>
-      <w:headerReference r:id="rId14" w:type="default"/>
-      <w:footerReference r:id="rId15" w:type="default"/>
+      <w:headerReference r:id="rId16" w:type="default"/>
+      <w:footerReference r:id="rId17" w:type="default"/>
       <w:pgSz w:h="16838" w:w="11906" w:orient="portrait"/>
       <w:pgMar w:bottom="1134" w:top="1134" w:left="1134" w:right="1134" w:header="708" w:footer="708"/>
       <w:pgNumType w:start="1"/>
@@ -5463,6 +5804,20 @@
       <w:vertAlign w:val="baseline"/>
     </w:rPr>
   </w:style>
+  <w:style w:type="table" w:styleId="TableNormal" w:default="1">
+    <w:name w:val="TableNormal"/>
+    <w:tblPr>
+      <w:tblCellMar>
+        <w:top w:w="100.0" w:type="dxa"/>
+        <w:left w:w="100.0" w:type="dxa"/>
+        <w:bottom w:w="100.0" w:type="dxa"/>
+        <w:right w:w="100.0" w:type="dxa"/>
+      </w:tblCellMar>
+    </w:tblPr>
+  </w:style>
+  <w:style w:type="paragraph" w:styleId="Normal" w:default="1">
+    <w:name w:val="normal"/>
+  </w:style>
   <w:style w:type="paragraph" w:styleId="Strong">
     <w:name w:val="Strong"/>
     <w:basedOn w:val="Normal"/>
@@ -5561,6 +5916,71 @@
       <w:sz w:val="20"/>
       <w:szCs w:val="20"/>
     </w:rPr>
+  </w:style>
+  <w:style w:type="table" w:styleId="Table1">
+    <w:basedOn w:val="TableNormal"/>
+    <w:tblPr>
+      <w:tblStyleRowBandSize w:val="1"/>
+      <w:tblStyleColBandSize w:val="1"/>
+      <w:tblCellMar>
+        <w:top w:w="0.0" w:type="dxa"/>
+        <w:left w:w="115.0" w:type="dxa"/>
+        <w:bottom w:w="0.0" w:type="dxa"/>
+        <w:right w:w="115.0" w:type="dxa"/>
+      </w:tblCellMar>
+    </w:tblPr>
+  </w:style>
+  <w:style w:type="table" w:styleId="Table2">
+    <w:basedOn w:val="TableNormal"/>
+    <w:tblPr>
+      <w:tblStyleRowBandSize w:val="1"/>
+      <w:tblStyleColBandSize w:val="1"/>
+      <w:tblCellMar>
+        <w:top w:w="0.0" w:type="dxa"/>
+        <w:left w:w="115.0" w:type="dxa"/>
+        <w:bottom w:w="0.0" w:type="dxa"/>
+        <w:right w:w="115.0" w:type="dxa"/>
+      </w:tblCellMar>
+    </w:tblPr>
+  </w:style>
+  <w:style w:type="table" w:styleId="Table3">
+    <w:basedOn w:val="TableNormal"/>
+    <w:tblPr>
+      <w:tblStyleRowBandSize w:val="1"/>
+      <w:tblStyleColBandSize w:val="1"/>
+      <w:tblCellMar>
+        <w:top w:w="0.0" w:type="dxa"/>
+        <w:left w:w="115.0" w:type="dxa"/>
+        <w:bottom w:w="0.0" w:type="dxa"/>
+        <w:right w:w="115.0" w:type="dxa"/>
+      </w:tblCellMar>
+    </w:tblPr>
+  </w:style>
+  <w:style w:type="table" w:styleId="Table4">
+    <w:basedOn w:val="TableNormal"/>
+    <w:tblPr>
+      <w:tblStyleRowBandSize w:val="1"/>
+      <w:tblStyleColBandSize w:val="1"/>
+      <w:tblCellMar>
+        <w:top w:w="0.0" w:type="dxa"/>
+        <w:left w:w="115.0" w:type="dxa"/>
+        <w:bottom w:w="0.0" w:type="dxa"/>
+        <w:right w:w="115.0" w:type="dxa"/>
+      </w:tblCellMar>
+    </w:tblPr>
+  </w:style>
+  <w:style w:type="table" w:styleId="Table5">
+    <w:basedOn w:val="TableNormal"/>
+    <w:tblPr>
+      <w:tblStyleRowBandSize w:val="1"/>
+      <w:tblStyleColBandSize w:val="1"/>
+      <w:tblCellMar>
+        <w:top w:w="0.0" w:type="dxa"/>
+        <w:left w:w="115.0" w:type="dxa"/>
+        <w:bottom w:w="0.0" w:type="dxa"/>
+        <w:right w:w="115.0" w:type="dxa"/>
+      </w:tblCellMar>
+    </w:tblPr>
   </w:style>
   <w:style w:type="paragraph" w:styleId="Subtitle">
     <w:name w:val="Subtitle"/>
@@ -5971,7 +6391,7 @@
 
 <file path=customXML/item1.xml><?xml version="1.0" encoding="utf-8"?>
 <go:gDocsCustomXmlDataStorage xmlns:go="http://customooxmlschemas.google.com/" xmlns:r="http://schemas.openxmlformats.org/officeDocument/2006/relationships" uri="GoogleDocsCustomDataVersion2">
-  <go:docsCustomData xmlns:go="http://customooxmlschemas.google.com/" roundtripDataSignature="AMtx7mjfb8t8aGlDmHSfAdY9XKcYwP4GNg==">CgMxLjA4AHIhMUpTOWpsQXRfWXVoVkxfdEltX2p2MkZ6R3hyNWRXem1w</go:docsCustomData>
+  <go:docsCustomData xmlns:go="http://customooxmlschemas.google.com/" roundtripDataSignature="AMtx7mjARmEi87wbCxSmyVskHKQghbByiA==">CgMxLjA4AHIhMUtkSFBPNml0Z0xldTdyV2ppWDBfOElwbi1JVjB2em1s</go:docsCustomData>
 </go:gDocsCustomXmlDataStorage>
 </file>
 
